--- a/src/content/bios/Tolba-MKMK 2025.docx
+++ b/src/content/bios/Tolba-MKMK 2025.docx
@@ -1,6 +1,6 @@
 
 <file path=word/document.xml><?xml version="1.0" encoding="utf-8"?>
-<w:document xmlns:wpc="http://schemas.microsoft.com/office/word/2010/wordprocessingCanvas" xmlns:cx="http://schemas.microsoft.com/office/drawing/2014/chartex" xmlns:cx1="http://schemas.microsoft.com/office/drawing/2015/9/8/chartex" xmlns:cx2="http://schemas.microsoft.com/office/drawing/2015/10/21/chartex" xmlns:cx3="http://schemas.microsoft.com/office/drawing/2016/5/9/chartex" xmlns:cx4="http://schemas.microsoft.com/office/drawing/2016/5/10/chartex" xmlns:cx5="http://schemas.microsoft.com/office/drawing/2016/5/11/chartex" xmlns:cx6="http://schemas.microsoft.com/office/drawing/2016/5/12/chartex" xmlns:cx7="http://schemas.microsoft.com/office/drawing/2016/5/13/chartex" xmlns:cx8="http://schemas.microsoft.com/office/drawing/2016/5/14/chartex" xmlns:mc="http://schemas.openxmlformats.org/markup-compatibility/2006" xmlns:aink="http://schemas.microsoft.com/office/drawing/2016/ink" xmlns:am3d="http://schemas.microsoft.com/office/drawing/2017/model3d" xmlns:o="urn:schemas-microsoft-com:office:office" xmlns:oel="http://schemas.microsoft.com/office/2019/extlst" xmlns:r="http://schemas.openxmlformats.org/officeDocument/2006/relationships" xmlns:m="http://schemas.openxmlformats.org/officeDocument/2006/math" xmlns:v="urn:schemas-microsoft-com:vml" xmlns:wp14="http://schemas.microsoft.com/office/word/2010/wordprocessingDrawing" xmlns:wp="http://schemas.openxmlformats.org/drawingml/2006/wordprocessingDrawing" xmlns:w10="urn:schemas-microsoft-com:office:word" xmlns:w="http://schemas.openxmlformats.org/wordprocessingml/2006/main" xmlns:w14="http://schemas.microsoft.com/office/word/2010/wordml" xmlns:w15="http://schemas.microsoft.com/office/word/2012/wordml" xmlns:w16cex="http://schemas.microsoft.com/office/word/2018/wordml/cex" xmlns:w16cid="http://schemas.microsoft.com/office/word/2016/wordml/cid" xmlns:w16="http://schemas.microsoft.com/office/word/2018/wordml" xmlns:w16du="http://schemas.microsoft.com/office/word/2023/wordml/word16du" xmlns:w16sdtdh="http://schemas.microsoft.com/office/word/2020/wordml/sdtdatahash" xmlns:w16sdtfl="http://schemas.microsoft.com/office/word/2024/wordml/sdtformatlock" xmlns:w16se="http://schemas.microsoft.com/office/word/2015/wordml/symex" xmlns:wpg="http://schemas.microsoft.com/office/word/2010/wordprocessingGroup" xmlns:wpi="http://schemas.microsoft.com/office/word/2010/wordprocessingInk" xmlns:wne="http://schemas.microsoft.com/office/word/2006/wordml" xmlns:wps="http://schemas.microsoft.com/office/word/2010/wordprocessingShape" mc:Ignorable="w14 w15 w16se w16cid w16 w16cex w16sdtdh w16sdtfl w16du wp14">
+<w:document xmlns:wpc="http://schemas.microsoft.com/office/word/2010/wordprocessingCanvas" xmlns:cx="http://schemas.microsoft.com/office/drawing/2014/chartex" xmlns:cx1="http://schemas.microsoft.com/office/drawing/2015/9/8/chartex" xmlns:cx2="http://schemas.microsoft.com/office/drawing/2015/10/21/chartex" xmlns:cx3="http://schemas.microsoft.com/office/drawing/2016/5/9/chartex" xmlns:cx4="http://schemas.microsoft.com/office/drawing/2016/5/10/chartex" xmlns:cx5="http://schemas.microsoft.com/office/drawing/2016/5/11/chartex" xmlns:cx6="http://schemas.microsoft.com/office/drawing/2016/5/12/chartex" xmlns:cx7="http://schemas.microsoft.com/office/drawing/2016/5/13/chartex" xmlns:cx8="http://schemas.microsoft.com/office/drawing/2016/5/14/chartex" xmlns:mc="http://schemas.openxmlformats.org/markup-compatibility/2006" xmlns:m="http://schemas.openxmlformats.org/officeDocument/2006/math" xmlns:aink="http://schemas.microsoft.com/office/drawing/2016/ink" xmlns:am3d="http://schemas.microsoft.com/office/drawing/2017/model3d" xmlns:oel="http://schemas.microsoft.com/office/2019/extlst" xmlns:r="http://schemas.openxmlformats.org/officeDocument/2006/relationships" xmlns:wp14="http://schemas.microsoft.com/office/word/2010/wordprocessingDrawing" xmlns:wp="http://schemas.openxmlformats.org/drawingml/2006/wordprocessingDrawing" xmlns:wpg="http://schemas.microsoft.com/office/word/2010/wordprocessingGroup" xmlns:wpi="http://schemas.microsoft.com/office/word/2010/wordprocessingInk" xmlns:wps="http://schemas.microsoft.com/office/word/2010/wordprocessingShape" xmlns:o="urn:schemas-microsoft-com:office:office" xmlns:v="urn:schemas-microsoft-com:vml" xmlns:w10="urn:schemas-microsoft-com:office:word" xmlns:w="http://schemas.openxmlformats.org/wordprocessingml/2006/main" xmlns:w14="http://schemas.microsoft.com/office/word/2010/wordml" xmlns:w15="http://schemas.microsoft.com/office/word/2012/wordml" xmlns:w16cei="http://schemas.microsoft.com/office/word/2026/wordml/cei" xmlns:w16cex="http://schemas.microsoft.com/office/word/2018/wordml/cex" xmlns:w16cid="http://schemas.microsoft.com/office/word/2016/wordml/cid" xmlns:w16="http://schemas.microsoft.com/office/word/2018/wordml" xmlns:w16sdtdh="http://schemas.microsoft.com/office/word/2020/wordml/sdtdatahash" xmlns:w16sdtfl="http://schemas.microsoft.com/office/word/2024/wordml/sdtformatlock" xmlns:w16se="http://schemas.microsoft.com/office/word/2015/wordml/symex" xmlns:w16du="http://schemas.microsoft.com/office/word/2023/wordml/word16du" xmlns:wne="http://schemas.microsoft.com/office/word/2006/wordml" mc:Ignorable="w14 w15 w16se w16cid w16 w16cex w16sdtdh w16sdtfl w16du wp14">
   <w:body>
     <w:p>
       <w:pPr>
@@ -322,12 +322,13 @@
       <w:r>
         <w:rPr>
           <w:noProof/>
+          <w14:ligatures w14:val="standardContextual"/>
         </w:rPr>
         <w:drawing>
-          <wp:inline distT="0" distB="0" distL="0" distR="0" wp14:anchorId="4644812D" wp14:editId="09846470">
-            <wp:extent cx="2270816" cy="2089150"/>
-            <wp:effectExtent l="0" t="0" r="2540" b="0"/>
-            <wp:docPr id="778768972" name="Picture 1" descr="A person in a suit and tie&#10;&#10;Description automatically generated"/>
+          <wp:inline distT="0" distB="0" distL="0" distR="0" wp14:anchorId="00E6A9E3" wp14:editId="1B15FE1D">
+            <wp:extent cx="2436175" cy="2436175"/>
+            <wp:effectExtent l="0" t="0" r="2540" b="2540"/>
+            <wp:docPr id="1545044528" name="Afbeelding 1"/>
             <wp:cNvGraphicFramePr>
               <a:graphicFrameLocks xmlns:a="http://schemas.openxmlformats.org/drawingml/2006/main" noChangeAspect="1"/>
             </wp:cNvGraphicFramePr>
@@ -335,11 +336,17 @@
               <a:graphicData uri="http://schemas.openxmlformats.org/drawingml/2006/picture">
                 <pic:pic xmlns:pic="http://schemas.openxmlformats.org/drawingml/2006/picture">
                   <pic:nvPicPr>
-                    <pic:cNvPr id="778768972" name="Picture 1" descr="A person in a suit and tie&#10;&#10;Description automatically generated"/>
+                    <pic:cNvPr id="1545044528" name="Afbeelding 1545044528"/>
                     <pic:cNvPicPr/>
                   </pic:nvPicPr>
                   <pic:blipFill>
-                    <a:blip r:embed="rId9"/>
+                    <a:blip r:embed="rId9">
+                      <a:extLst>
+                        <a:ext uri="{28A0092B-C50C-407E-A947-70E740481C1C}">
+                          <a14:useLocalDpi xmlns:a14="http://schemas.microsoft.com/office/drawing/2010/main" val="0"/>
+                        </a:ext>
+                      </a:extLst>
+                    </a:blip>
                     <a:stretch>
                       <a:fillRect/>
                     </a:stretch>
@@ -347,7 +354,7 @@
                   <pic:spPr>
                     <a:xfrm>
                       <a:off x="0" y="0"/>
-                      <a:ext cx="2308046" cy="2123402"/>
+                      <a:ext cx="2450046" cy="2450046"/>
                     </a:xfrm>
                     <a:prstGeom prst="rect">
                       <a:avLst/>
@@ -367,17 +374,11 @@
       <w:r>
         <w:t xml:space="preserve">Source: </w:t>
       </w:r>
-      <w:hyperlink r:id="rId10" w:history="1">
-        <w:r>
-          <w:rPr>
-            <w:rStyle w:val="Hyperlink"/>
-            <w:u w:val="none"/>
-          </w:rPr>
-          <w:t>www.bibalex.org/SCIplanet/en/Editor/Details?id=2109</w:t>
-        </w:r>
-      </w:hyperlink>
-      <w:r>
-        <w:t xml:space="preserve"> </w:t>
+      <w:r>
+        <w:rPr>
+          <w:lang w:val="en-GB"/>
+        </w:rPr>
+        <w:t>Tolba, n.d., UNEP, Flickr</w:t>
       </w:r>
     </w:p>
     <w:p>
@@ -1023,6 +1024,7 @@
         <w:t xml:space="preserve">transferred to Imperial College in London </w:t>
       </w:r>
       <w:r>
+        <w:lastRenderedPageBreak/>
         <w:t>upon learning</w:t>
       </w:r>
       <w:r>
@@ -1032,11 +1034,7 @@
         <w:t>,</w:t>
       </w:r>
       <w:r>
-        <w:t xml:space="preserve"> was teaching there. Because of Brown, Imperial College had become ‘something of a Mecca for aspiring </w:t>
-      </w:r>
-      <w:r>
-        <w:lastRenderedPageBreak/>
-        <w:t>pathologists,’ the Association of Applied Biologists noted</w:t>
+        <w:t xml:space="preserve"> was teaching there. Because of Brown, Imperial College had become ‘something of a Mecca for aspiring pathologists,’ the Association of Applied Biologists noted</w:t>
       </w:r>
       <w:r>
         <w:t>.</w:t>
@@ -2182,7 +2180,14 @@
         <w:rPr>
           <w:kern w:val="1"/>
         </w:rPr>
-        <w:t>that would inspire environmental action across a multitude of actors</w:t>
+        <w:t xml:space="preserve">that would inspire environmental </w:t>
+      </w:r>
+      <w:r>
+        <w:rPr>
+          <w:kern w:val="1"/>
+        </w:rPr>
+        <w:lastRenderedPageBreak/>
+        <w:t>action across a multitude of actors</w:t>
       </w:r>
       <w:r>
         <w:rPr>
@@ -2263,7 +2268,6 @@
         <w:rPr>
           <w:kern w:val="1"/>
         </w:rPr>
-        <w:lastRenderedPageBreak/>
         <w:t>announced</w:t>
       </w:r>
       <w:r>
@@ -3107,7 +3111,11 @@
         <w:t xml:space="preserve">backing </w:t>
       </w:r>
       <w:r>
-        <w:t>of important initiatives.</w:t>
+        <w:t xml:space="preserve">of important </w:t>
+      </w:r>
+      <w:r>
+        <w:lastRenderedPageBreak/>
+        <w:t>initiatives.</w:t>
       </w:r>
       <w:r>
         <w:t xml:space="preserve"> </w:t>
@@ -3119,11 +3127,7 @@
         <w:t>B</w:t>
       </w:r>
       <w:r>
-        <w:t xml:space="preserve">loc countries and was therefore seen as opposing what the United States (US) </w:t>
-      </w:r>
-      <w:r>
-        <w:lastRenderedPageBreak/>
-        <w:t xml:space="preserve">considered to be its interests. A US official </w:t>
+        <w:t xml:space="preserve">loc countries and was therefore seen as opposing what the United States (US) considered to be its interests. A US official </w:t>
       </w:r>
       <w:r>
         <w:t>noted</w:t>
@@ -3683,7 +3687,14 @@
         <w:rPr>
           <w:kern w:val="1"/>
         </w:rPr>
-        <w:t xml:space="preserve">review issues on the nexus of environment and development, assess the achievements in the years since Stockholm and imagine how to take a quantum leap forward. </w:t>
+        <w:t xml:space="preserve">review issues on the nexus of environment and development, assess the achievements in the years since Stockholm and imagine how to </w:t>
+      </w:r>
+      <w:r>
+        <w:rPr>
+          <w:kern w:val="1"/>
+        </w:rPr>
+        <w:lastRenderedPageBreak/>
+        <w:t xml:space="preserve">take a quantum leap forward. </w:t>
       </w:r>
       <w:r>
         <w:rPr>
@@ -3707,14 +3718,7 @@
         <w:rPr>
           <w:kern w:val="1"/>
         </w:rPr>
-        <w:t xml:space="preserve"> commission was independent, with Gro Harlem Brundtland as chair </w:t>
-      </w:r>
-      <w:r>
-        <w:rPr>
-          <w:kern w:val="1"/>
-        </w:rPr>
-        <w:lastRenderedPageBreak/>
-        <w:t>and Strong as a</w:t>
+        <w:t xml:space="preserve"> commission was independent, with Gro Harlem Brundtland as chair and Strong as a</w:t>
       </w:r>
       <w:r>
         <w:rPr>
@@ -3958,19 +3962,11 @@
         </w:rPr>
         <w:t xml:space="preserve"> </w:t>
       </w:r>
-      <w:proofErr w:type="gramStart"/>
-      <w:r>
-        <w:rPr>
-          <w:kern w:val="1"/>
-        </w:rPr>
-        <w:t>Serious</w:t>
-      </w:r>
-      <w:proofErr w:type="gramEnd"/>
-      <w:r>
-        <w:rPr>
-          <w:kern w:val="1"/>
-        </w:rPr>
-        <w:t xml:space="preserve"> commitments to action remained hamstrung by tensions between priorities and expectations of industrialized and developing countries.</w:t>
+      <w:r>
+        <w:rPr>
+          <w:kern w:val="1"/>
+        </w:rPr>
+        <w:t>Serious commitments to action remained hamstrung by tensions between priorities and expectations of industrialized and developing countries.</w:t>
       </w:r>
       <w:r>
         <w:rPr>
@@ -4718,7 +4714,7 @@
         </w:rPr>
         <w:t xml:space="preserve">movie </w:t>
       </w:r>
-      <w:hyperlink r:id="rId11" w:history="1">
+      <w:hyperlink r:id="rId10" w:history="1">
         <w:r>
           <w:rPr>
             <w:rStyle w:val="Hyperlink"/>
@@ -4933,7 +4929,6 @@
           <w:b/>
           <w:bCs/>
         </w:rPr>
-        <w:lastRenderedPageBreak/>
         <w:t>ARCHIVES</w:t>
       </w:r>
       <w:r>
@@ -5470,15 +5465,7 @@
         <w:t>);</w:t>
       </w:r>
       <w:r>
-        <w:t xml:space="preserve"> ‘Speech Delivered by Dr. Mostafa K. Tolba, Former Executive Director of UNEP and Guest of </w:t>
-      </w:r>
-      <w:proofErr w:type="spellStart"/>
-      <w:r>
-        <w:t>Honour</w:t>
-      </w:r>
-      <w:proofErr w:type="spellEnd"/>
-      <w:r>
-        <w:t xml:space="preserve"> at the Ministerial Segment of the 5</w:t>
+        <w:t xml:space="preserve"> ‘Speech Delivered by Dr. Mostafa K. Tolba, Former Executive Director of UNEP and Guest of Honour at the Ministerial Segment of the 5</w:t>
       </w:r>
       <w:r>
         <w:rPr>
@@ -5489,7 +5476,7 @@
       <w:r>
         <w:t xml:space="preserve"> Conference of the Parties to the Basel Convention’, 1999, available at: </w:t>
       </w:r>
-      <w:hyperlink r:id="rId12" w:history="1">
+      <w:hyperlink r:id="rId11" w:history="1">
         <w:r>
           <w:rPr>
             <w:rStyle w:val="Hyperlink"/>
@@ -5623,7 +5610,7 @@
       <w:r>
         <w:t xml:space="preserve">96, available at </w:t>
       </w:r>
-      <w:hyperlink r:id="rId13" w:history="1">
+      <w:hyperlink r:id="rId12" w:history="1">
         <w:r>
           <w:rPr>
             <w:color w:val="0070C0"/>
@@ -5635,15 +5622,7 @@
         <w:t xml:space="preserve">; </w:t>
       </w:r>
       <w:r>
-        <w:t xml:space="preserve">C.E. </w:t>
-      </w:r>
-      <w:proofErr w:type="spellStart"/>
-      <w:r>
-        <w:t>Petsonk</w:t>
-      </w:r>
-      <w:proofErr w:type="spellEnd"/>
-      <w:r>
-        <w:t xml:space="preserve">, ‘The Role of the United Nations Environment </w:t>
+        <w:t xml:space="preserve">C.E. Petsonk, ‘The Role of the United Nations Environment </w:t>
       </w:r>
       <w:proofErr w:type="spellStart"/>
       <w:r>
@@ -5735,7 +5714,7 @@
       <w:r>
         <w:t xml:space="preserve">nterview transcript available at: </w:t>
       </w:r>
-      <w:hyperlink r:id="rId14" w:history="1">
+      <w:hyperlink r:id="rId13" w:history="1">
         <w:r>
           <w:rPr>
             <w:rStyle w:val="Hyperlink"/>
@@ -5813,47 +5792,43 @@
         <w:t xml:space="preserve">398; </w:t>
       </w:r>
       <w:r>
-        <w:t xml:space="preserve">L.-G. </w:t>
-      </w:r>
-      <w:proofErr w:type="spellStart"/>
-      <w:r>
-        <w:t>Engfeldt</w:t>
-      </w:r>
-      <w:proofErr w:type="spellEnd"/>
-      <w:r>
-        <w:t xml:space="preserve">, </w:t>
+        <w:t xml:space="preserve">L.-G. Engfeldt, </w:t>
       </w:r>
       <w:r>
         <w:rPr>
           <w:i/>
           <w:iCs/>
         </w:rPr>
-        <w:t>From Stockholm to Johannesburg and Beyond: The Evolution of the International System for Sustainable Development Governance and Its Implications</w:t>
-      </w:r>
-      <w:r>
-        <w:t xml:space="preserve">, </w:t>
-      </w:r>
-      <w:r>
-        <w:lastRenderedPageBreak/>
-        <w:t>Stockholm 2009</w:t>
-      </w:r>
-      <w:r>
-        <w:t>; ‘</w:t>
-      </w:r>
-      <w:r>
-        <w:t>Environmental Leadership Reinvigorated All Five UNEP Executive Directors Attend Historic Meeting in Glion</w:t>
-      </w:r>
-      <w:r>
-        <w:t>’</w:t>
-      </w:r>
-      <w:r>
-        <w:t xml:space="preserve"> in </w:t>
+        <w:t xml:space="preserve">From Stockholm to Johannesburg and Beyond: The Evolution of the </w:t>
       </w:r>
       <w:r>
         <w:rPr>
           <w:i/>
           <w:iCs/>
         </w:rPr>
+        <w:lastRenderedPageBreak/>
+        <w:t>International System for Sustainable Development Governance and Its Implications</w:t>
+      </w:r>
+      <w:r>
+        <w:t>, Stockholm 2009</w:t>
+      </w:r>
+      <w:r>
+        <w:t>; ‘</w:t>
+      </w:r>
+      <w:r>
+        <w:t>Environmental Leadership Reinvigorated All Five UNEP Executive Directors Attend Historic Meeting in Glion</w:t>
+      </w:r>
+      <w:r>
+        <w:t>’</w:t>
+      </w:r>
+      <w:r>
+        <w:t xml:space="preserve"> in </w:t>
+      </w:r>
+      <w:r>
+        <w:rPr>
+          <w:i/>
+          <w:iCs/>
+        </w:rPr>
         <w:t>Csrwire.com</w:t>
       </w:r>
       <w:r>
@@ -5865,7 +5840,7 @@
         </w:rPr>
         <w:t xml:space="preserve">at </w:t>
       </w:r>
-      <w:hyperlink r:id="rId15" w:history="1">
+      <w:hyperlink r:id="rId14" w:history="1">
         <w:r>
           <w:rPr>
             <w:color w:val="0070C0"/>
@@ -5934,7 +5909,7 @@
       <w:r>
         <w:t xml:space="preserve">, 28 March 2016; ‘Dr. Mostafa Tolba, Father of Montreal Protocol, Dies at 93’, available at </w:t>
       </w:r>
-      <w:hyperlink r:id="rId16" w:history="1">
+      <w:hyperlink r:id="rId15" w:history="1">
         <w:r>
           <w:rPr>
             <w:rStyle w:val="Hyperlink"/>
@@ -5960,15 +5935,7 @@
         <w:t xml:space="preserve">, 2 April 2016; </w:t>
       </w:r>
       <w:r>
-        <w:t xml:space="preserve">P. </w:t>
-      </w:r>
-      <w:proofErr w:type="spellStart"/>
-      <w:r>
-        <w:t>Chasek</w:t>
-      </w:r>
-      <w:proofErr w:type="spellEnd"/>
-      <w:r>
-        <w:t xml:space="preserve">, </w:t>
+        <w:t xml:space="preserve">P. Chasek, </w:t>
       </w:r>
       <w:r>
         <w:t>‘</w:t>
@@ -5998,7 +5965,7 @@
       <w:r>
         <w:t xml:space="preserve"> 2020, available at </w:t>
       </w:r>
-      <w:hyperlink r:id="rId17" w:history="1">
+      <w:hyperlink r:id="rId16" w:history="1">
         <w:r>
           <w:rPr>
             <w:rStyle w:val="Hyperlink"/>
@@ -6058,15 +6025,7 @@
         <w:t xml:space="preserve"> </w:t>
       </w:r>
       <w:r>
-        <w:t xml:space="preserve">H. Ead and T.Y.S. </w:t>
-      </w:r>
-      <w:proofErr w:type="spellStart"/>
-      <w:r>
-        <w:t>Kapiel</w:t>
-      </w:r>
-      <w:proofErr w:type="spellEnd"/>
-      <w:r>
-        <w:t>, ‘</w:t>
+        <w:t>H. Ead and T.Y.S. Kapiel, ‘</w:t>
       </w:r>
       <w:r>
         <w:rPr>
@@ -6106,7 +6065,7 @@
       <w:r>
         <w:t xml:space="preserve">, 13 June 2024, available at </w:t>
       </w:r>
-      <w:hyperlink r:id="rId18" w:history="1">
+      <w:hyperlink r:id="rId17" w:history="1">
         <w:r>
           <w:rPr>
             <w:rStyle w:val="Hyperlink"/>
@@ -6147,7 +6106,7 @@
       <w:r>
         <w:t xml:space="preserve">, 2025, available at </w:t>
       </w:r>
-      <w:hyperlink r:id="rId19" w:history="1">
+      <w:hyperlink r:id="rId18" w:history="1">
         <w:r>
           <w:rPr>
             <w:color w:val="0070C0"/>
@@ -6179,7 +6138,7 @@
       <w:r>
         <w:t xml:space="preserve">2025, available at </w:t>
       </w:r>
-      <w:hyperlink r:id="rId20" w:history="1">
+      <w:hyperlink r:id="rId19" w:history="1">
         <w:r>
           <w:rPr>
             <w:rStyle w:val="Hyperlink"/>
@@ -6331,7 +6290,7 @@
       <w:r>
         <w:t xml:space="preserve">, Edited by Bob Reinalda, Kent J. Kille and Jaci L. Eisenberg, </w:t>
       </w:r>
-      <w:hyperlink r:id="rId21" w:history="1">
+      <w:hyperlink r:id="rId20" w:history="1">
         <w:r>
           <w:rPr>
             <w:rStyle w:val="Hyperlink"/>
@@ -6351,9 +6310,9 @@
       </w:pPr>
     </w:p>
     <w:sectPr>
-      <w:headerReference w:type="even" r:id="rId22"/>
-      <w:headerReference w:type="default" r:id="rId23"/>
-      <w:footerReference w:type="default" r:id="rId24"/>
+      <w:headerReference w:type="even" r:id="rId21"/>
+      <w:headerReference w:type="default" r:id="rId22"/>
+      <w:footerReference w:type="default" r:id="rId23"/>
       <w:pgSz w:w="11900" w:h="16840"/>
       <w:pgMar w:top="1418" w:right="1418" w:bottom="1418" w:left="1418" w:header="709" w:footer="709" w:gutter="0"/>
       <w:cols w:space="708"/>
@@ -6364,7 +6323,7 @@
 </file>
 
 <file path=word/endnotes.xml><?xml version="1.0" encoding="utf-8"?>
-<w:endnotes xmlns:wpc="http://schemas.microsoft.com/office/word/2010/wordprocessingCanvas" xmlns:cx="http://schemas.microsoft.com/office/drawing/2014/chartex" xmlns:cx1="http://schemas.microsoft.com/office/drawing/2015/9/8/chartex" xmlns:cx2="http://schemas.microsoft.com/office/drawing/2015/10/21/chartex" xmlns:cx3="http://schemas.microsoft.com/office/drawing/2016/5/9/chartex" xmlns:cx4="http://schemas.microsoft.com/office/drawing/2016/5/10/chartex" xmlns:cx5="http://schemas.microsoft.com/office/drawing/2016/5/11/chartex" xmlns:cx6="http://schemas.microsoft.com/office/drawing/2016/5/12/chartex" xmlns:cx7="http://schemas.microsoft.com/office/drawing/2016/5/13/chartex" xmlns:cx8="http://schemas.microsoft.com/office/drawing/2016/5/14/chartex" xmlns:mc="http://schemas.openxmlformats.org/markup-compatibility/2006" xmlns:aink="http://schemas.microsoft.com/office/drawing/2016/ink" xmlns:am3d="http://schemas.microsoft.com/office/drawing/2017/model3d" xmlns:o="urn:schemas-microsoft-com:office:office" xmlns:oel="http://schemas.microsoft.com/office/2019/extlst" xmlns:r="http://schemas.openxmlformats.org/officeDocument/2006/relationships" xmlns:m="http://schemas.openxmlformats.org/officeDocument/2006/math" xmlns:v="urn:schemas-microsoft-com:vml" xmlns:wp14="http://schemas.microsoft.com/office/word/2010/wordprocessingDrawing" xmlns:wp="http://schemas.openxmlformats.org/drawingml/2006/wordprocessingDrawing" xmlns:w10="urn:schemas-microsoft-com:office:word" xmlns:w="http://schemas.openxmlformats.org/wordprocessingml/2006/main" xmlns:w14="http://schemas.microsoft.com/office/word/2010/wordml" xmlns:w15="http://schemas.microsoft.com/office/word/2012/wordml" xmlns:w16cex="http://schemas.microsoft.com/office/word/2018/wordml/cex" xmlns:w16cid="http://schemas.microsoft.com/office/word/2016/wordml/cid" xmlns:w16="http://schemas.microsoft.com/office/word/2018/wordml" xmlns:w16du="http://schemas.microsoft.com/office/word/2023/wordml/word16du" xmlns:w16sdtdh="http://schemas.microsoft.com/office/word/2020/wordml/sdtdatahash" xmlns:w16sdtfl="http://schemas.microsoft.com/office/word/2024/wordml/sdtformatlock" xmlns:w16se="http://schemas.microsoft.com/office/word/2015/wordml/symex" xmlns:wpg="http://schemas.microsoft.com/office/word/2010/wordprocessingGroup" xmlns:wpi="http://schemas.microsoft.com/office/word/2010/wordprocessingInk" xmlns:wne="http://schemas.microsoft.com/office/word/2006/wordml" xmlns:wps="http://schemas.microsoft.com/office/word/2010/wordprocessingShape" mc:Ignorable="w14 w15 w16se w16cid w16 w16cex w16sdtdh w16sdtfl w16du wp14">
+<w:endnotes xmlns:wpc="http://schemas.microsoft.com/office/word/2010/wordprocessingCanvas" xmlns:cx="http://schemas.microsoft.com/office/drawing/2014/chartex" xmlns:cx1="http://schemas.microsoft.com/office/drawing/2015/9/8/chartex" xmlns:cx2="http://schemas.microsoft.com/office/drawing/2015/10/21/chartex" xmlns:cx3="http://schemas.microsoft.com/office/drawing/2016/5/9/chartex" xmlns:cx4="http://schemas.microsoft.com/office/drawing/2016/5/10/chartex" xmlns:cx5="http://schemas.microsoft.com/office/drawing/2016/5/11/chartex" xmlns:cx6="http://schemas.microsoft.com/office/drawing/2016/5/12/chartex" xmlns:cx7="http://schemas.microsoft.com/office/drawing/2016/5/13/chartex" xmlns:cx8="http://schemas.microsoft.com/office/drawing/2016/5/14/chartex" xmlns:mc="http://schemas.openxmlformats.org/markup-compatibility/2006" xmlns:m="http://schemas.openxmlformats.org/officeDocument/2006/math" xmlns:aink="http://schemas.microsoft.com/office/drawing/2016/ink" xmlns:am3d="http://schemas.microsoft.com/office/drawing/2017/model3d" xmlns:oel="http://schemas.microsoft.com/office/2019/extlst" xmlns:r="http://schemas.openxmlformats.org/officeDocument/2006/relationships" xmlns:wp14="http://schemas.microsoft.com/office/word/2010/wordprocessingDrawing" xmlns:wp="http://schemas.openxmlformats.org/drawingml/2006/wordprocessingDrawing" xmlns:wpg="http://schemas.microsoft.com/office/word/2010/wordprocessingGroup" xmlns:wpi="http://schemas.microsoft.com/office/word/2010/wordprocessingInk" xmlns:wps="http://schemas.microsoft.com/office/word/2010/wordprocessingShape" xmlns:o="urn:schemas-microsoft-com:office:office" xmlns:v="urn:schemas-microsoft-com:vml" xmlns:w10="urn:schemas-microsoft-com:office:word" xmlns:w="http://schemas.openxmlformats.org/wordprocessingml/2006/main" xmlns:w14="http://schemas.microsoft.com/office/word/2010/wordml" xmlns:w15="http://schemas.microsoft.com/office/word/2012/wordml" xmlns:w16cei="http://schemas.microsoft.com/office/word/2026/wordml/cei" xmlns:w16cex="http://schemas.microsoft.com/office/word/2018/wordml/cex" xmlns:w16cid="http://schemas.microsoft.com/office/word/2016/wordml/cid" xmlns:w16="http://schemas.microsoft.com/office/word/2018/wordml" xmlns:w16sdtdh="http://schemas.microsoft.com/office/word/2020/wordml/sdtdatahash" xmlns:w16sdtfl="http://schemas.microsoft.com/office/word/2024/wordml/sdtformatlock" xmlns:w16se="http://schemas.microsoft.com/office/word/2015/wordml/symex" xmlns:w16du="http://schemas.microsoft.com/office/word/2023/wordml/word16du" xmlns:wne="http://schemas.microsoft.com/office/word/2006/wordml" mc:Ignorable="w14 w15 w16se w16cid w16 w16cex w16sdtdh w16sdtfl w16du wp14">
   <w:endnote w:type="separator" w:id="-1">
     <w:p>
       <w:r>
@@ -6386,7 +6345,7 @@
 </file>
 
 <file path=word/footer1.xml><?xml version="1.0" encoding="utf-8"?>
-<w:ftr xmlns:wpc="http://schemas.microsoft.com/office/word/2010/wordprocessingCanvas" xmlns:cx="http://schemas.microsoft.com/office/drawing/2014/chartex" xmlns:cx1="http://schemas.microsoft.com/office/drawing/2015/9/8/chartex" xmlns:cx2="http://schemas.microsoft.com/office/drawing/2015/10/21/chartex" xmlns:cx3="http://schemas.microsoft.com/office/drawing/2016/5/9/chartex" xmlns:cx4="http://schemas.microsoft.com/office/drawing/2016/5/10/chartex" xmlns:cx5="http://schemas.microsoft.com/office/drawing/2016/5/11/chartex" xmlns:cx6="http://schemas.microsoft.com/office/drawing/2016/5/12/chartex" xmlns:cx7="http://schemas.microsoft.com/office/drawing/2016/5/13/chartex" xmlns:cx8="http://schemas.microsoft.com/office/drawing/2016/5/14/chartex" xmlns:mc="http://schemas.openxmlformats.org/markup-compatibility/2006" xmlns:aink="http://schemas.microsoft.com/office/drawing/2016/ink" xmlns:am3d="http://schemas.microsoft.com/office/drawing/2017/model3d" xmlns:o="urn:schemas-microsoft-com:office:office" xmlns:oel="http://schemas.microsoft.com/office/2019/extlst" xmlns:r="http://schemas.openxmlformats.org/officeDocument/2006/relationships" xmlns:m="http://schemas.openxmlformats.org/officeDocument/2006/math" xmlns:v="urn:schemas-microsoft-com:vml" xmlns:wp14="http://schemas.microsoft.com/office/word/2010/wordprocessingDrawing" xmlns:wp="http://schemas.openxmlformats.org/drawingml/2006/wordprocessingDrawing" xmlns:w10="urn:schemas-microsoft-com:office:word" xmlns:w="http://schemas.openxmlformats.org/wordprocessingml/2006/main" xmlns:w14="http://schemas.microsoft.com/office/word/2010/wordml" xmlns:w15="http://schemas.microsoft.com/office/word/2012/wordml" xmlns:w16cex="http://schemas.microsoft.com/office/word/2018/wordml/cex" xmlns:w16cid="http://schemas.microsoft.com/office/word/2016/wordml/cid" xmlns:w16="http://schemas.microsoft.com/office/word/2018/wordml" xmlns:w16du="http://schemas.microsoft.com/office/word/2023/wordml/word16du" xmlns:w16sdtdh="http://schemas.microsoft.com/office/word/2020/wordml/sdtdatahash" xmlns:w16sdtfl="http://schemas.microsoft.com/office/word/2024/wordml/sdtformatlock" xmlns:w16se="http://schemas.microsoft.com/office/word/2015/wordml/symex" xmlns:wpg="http://schemas.microsoft.com/office/word/2010/wordprocessingGroup" xmlns:wpi="http://schemas.microsoft.com/office/word/2010/wordprocessingInk" xmlns:wne="http://schemas.microsoft.com/office/word/2006/wordml" xmlns:wps="http://schemas.microsoft.com/office/word/2010/wordprocessingShape" mc:Ignorable="w14 w15 w16se w16cid w16 w16cex w16sdtdh w16sdtfl w16du wp14">
+<w:ftr xmlns:wpc="http://schemas.microsoft.com/office/word/2010/wordprocessingCanvas" xmlns:cx="http://schemas.microsoft.com/office/drawing/2014/chartex" xmlns:cx1="http://schemas.microsoft.com/office/drawing/2015/9/8/chartex" xmlns:cx2="http://schemas.microsoft.com/office/drawing/2015/10/21/chartex" xmlns:cx3="http://schemas.microsoft.com/office/drawing/2016/5/9/chartex" xmlns:cx4="http://schemas.microsoft.com/office/drawing/2016/5/10/chartex" xmlns:cx5="http://schemas.microsoft.com/office/drawing/2016/5/11/chartex" xmlns:cx6="http://schemas.microsoft.com/office/drawing/2016/5/12/chartex" xmlns:cx7="http://schemas.microsoft.com/office/drawing/2016/5/13/chartex" xmlns:cx8="http://schemas.microsoft.com/office/drawing/2016/5/14/chartex" xmlns:mc="http://schemas.openxmlformats.org/markup-compatibility/2006" xmlns:m="http://schemas.openxmlformats.org/officeDocument/2006/math" xmlns:aink="http://schemas.microsoft.com/office/drawing/2016/ink" xmlns:am3d="http://schemas.microsoft.com/office/drawing/2017/model3d" xmlns:oel="http://schemas.microsoft.com/office/2019/extlst" xmlns:r="http://schemas.openxmlformats.org/officeDocument/2006/relationships" xmlns:wp14="http://schemas.microsoft.com/office/word/2010/wordprocessingDrawing" xmlns:wp="http://schemas.openxmlformats.org/drawingml/2006/wordprocessingDrawing" xmlns:wpg="http://schemas.microsoft.com/office/word/2010/wordprocessingGroup" xmlns:wpi="http://schemas.microsoft.com/office/word/2010/wordprocessingInk" xmlns:wps="http://schemas.microsoft.com/office/word/2010/wordprocessingShape" xmlns:o="urn:schemas-microsoft-com:office:office" xmlns:v="urn:schemas-microsoft-com:vml" xmlns:w10="urn:schemas-microsoft-com:office:word" xmlns:w="http://schemas.openxmlformats.org/wordprocessingml/2006/main" xmlns:w14="http://schemas.microsoft.com/office/word/2010/wordml" xmlns:w15="http://schemas.microsoft.com/office/word/2012/wordml" xmlns:w16cei="http://schemas.microsoft.com/office/word/2026/wordml/cei" xmlns:w16cex="http://schemas.microsoft.com/office/word/2018/wordml/cex" xmlns:w16cid="http://schemas.microsoft.com/office/word/2016/wordml/cid" xmlns:w16="http://schemas.microsoft.com/office/word/2018/wordml" xmlns:w16sdtdh="http://schemas.microsoft.com/office/word/2020/wordml/sdtdatahash" xmlns:w16sdtfl="http://schemas.microsoft.com/office/word/2024/wordml/sdtformatlock" xmlns:w16se="http://schemas.microsoft.com/office/word/2015/wordml/symex" xmlns:w16du="http://schemas.microsoft.com/office/word/2023/wordml/word16du" xmlns:wne="http://schemas.microsoft.com/office/word/2006/wordml" mc:Ignorable="w14 w15 w16se w16cid w16 w16cex w16sdtdh w16sdtfl w16du wp14">
   <w:p>
     <w:pPr>
       <w:pStyle w:val="Voettekst"/>
@@ -6439,7 +6398,7 @@
 </file>
 
 <file path=word/footnotes.xml><?xml version="1.0" encoding="utf-8"?>
-<w:footnotes xmlns:wpc="http://schemas.microsoft.com/office/word/2010/wordprocessingCanvas" xmlns:cx="http://schemas.microsoft.com/office/drawing/2014/chartex" xmlns:cx1="http://schemas.microsoft.com/office/drawing/2015/9/8/chartex" xmlns:cx2="http://schemas.microsoft.com/office/drawing/2015/10/21/chartex" xmlns:cx3="http://schemas.microsoft.com/office/drawing/2016/5/9/chartex" xmlns:cx4="http://schemas.microsoft.com/office/drawing/2016/5/10/chartex" xmlns:cx5="http://schemas.microsoft.com/office/drawing/2016/5/11/chartex" xmlns:cx6="http://schemas.microsoft.com/office/drawing/2016/5/12/chartex" xmlns:cx7="http://schemas.microsoft.com/office/drawing/2016/5/13/chartex" xmlns:cx8="http://schemas.microsoft.com/office/drawing/2016/5/14/chartex" xmlns:mc="http://schemas.openxmlformats.org/markup-compatibility/2006" xmlns:aink="http://schemas.microsoft.com/office/drawing/2016/ink" xmlns:am3d="http://schemas.microsoft.com/office/drawing/2017/model3d" xmlns:o="urn:schemas-microsoft-com:office:office" xmlns:oel="http://schemas.microsoft.com/office/2019/extlst" xmlns:r="http://schemas.openxmlformats.org/officeDocument/2006/relationships" xmlns:m="http://schemas.openxmlformats.org/officeDocument/2006/math" xmlns:v="urn:schemas-microsoft-com:vml" xmlns:wp14="http://schemas.microsoft.com/office/word/2010/wordprocessingDrawing" xmlns:wp="http://schemas.openxmlformats.org/drawingml/2006/wordprocessingDrawing" xmlns:w10="urn:schemas-microsoft-com:office:word" xmlns:w="http://schemas.openxmlformats.org/wordprocessingml/2006/main" xmlns:w14="http://schemas.microsoft.com/office/word/2010/wordml" xmlns:w15="http://schemas.microsoft.com/office/word/2012/wordml" xmlns:w16cex="http://schemas.microsoft.com/office/word/2018/wordml/cex" xmlns:w16cid="http://schemas.microsoft.com/office/word/2016/wordml/cid" xmlns:w16="http://schemas.microsoft.com/office/word/2018/wordml" xmlns:w16du="http://schemas.microsoft.com/office/word/2023/wordml/word16du" xmlns:w16sdtdh="http://schemas.microsoft.com/office/word/2020/wordml/sdtdatahash" xmlns:w16sdtfl="http://schemas.microsoft.com/office/word/2024/wordml/sdtformatlock" xmlns:w16se="http://schemas.microsoft.com/office/word/2015/wordml/symex" xmlns:wpg="http://schemas.microsoft.com/office/word/2010/wordprocessingGroup" xmlns:wpi="http://schemas.microsoft.com/office/word/2010/wordprocessingInk" xmlns:wne="http://schemas.microsoft.com/office/word/2006/wordml" xmlns:wps="http://schemas.microsoft.com/office/word/2010/wordprocessingShape" mc:Ignorable="w14 w15 w16se w16cid w16 w16cex w16sdtdh w16sdtfl w16du wp14">
+<w:footnotes xmlns:wpc="http://schemas.microsoft.com/office/word/2010/wordprocessingCanvas" xmlns:cx="http://schemas.microsoft.com/office/drawing/2014/chartex" xmlns:cx1="http://schemas.microsoft.com/office/drawing/2015/9/8/chartex" xmlns:cx2="http://schemas.microsoft.com/office/drawing/2015/10/21/chartex" xmlns:cx3="http://schemas.microsoft.com/office/drawing/2016/5/9/chartex" xmlns:cx4="http://schemas.microsoft.com/office/drawing/2016/5/10/chartex" xmlns:cx5="http://schemas.microsoft.com/office/drawing/2016/5/11/chartex" xmlns:cx6="http://schemas.microsoft.com/office/drawing/2016/5/12/chartex" xmlns:cx7="http://schemas.microsoft.com/office/drawing/2016/5/13/chartex" xmlns:cx8="http://schemas.microsoft.com/office/drawing/2016/5/14/chartex" xmlns:mc="http://schemas.openxmlformats.org/markup-compatibility/2006" xmlns:m="http://schemas.openxmlformats.org/officeDocument/2006/math" xmlns:aink="http://schemas.microsoft.com/office/drawing/2016/ink" xmlns:am3d="http://schemas.microsoft.com/office/drawing/2017/model3d" xmlns:oel="http://schemas.microsoft.com/office/2019/extlst" xmlns:r="http://schemas.openxmlformats.org/officeDocument/2006/relationships" xmlns:wp14="http://schemas.microsoft.com/office/word/2010/wordprocessingDrawing" xmlns:wp="http://schemas.openxmlformats.org/drawingml/2006/wordprocessingDrawing" xmlns:wpg="http://schemas.microsoft.com/office/word/2010/wordprocessingGroup" xmlns:wpi="http://schemas.microsoft.com/office/word/2010/wordprocessingInk" xmlns:wps="http://schemas.microsoft.com/office/word/2010/wordprocessingShape" xmlns:o="urn:schemas-microsoft-com:office:office" xmlns:v="urn:schemas-microsoft-com:vml" xmlns:w10="urn:schemas-microsoft-com:office:word" xmlns:w="http://schemas.openxmlformats.org/wordprocessingml/2006/main" xmlns:w14="http://schemas.microsoft.com/office/word/2010/wordml" xmlns:w15="http://schemas.microsoft.com/office/word/2012/wordml" xmlns:w16cei="http://schemas.microsoft.com/office/word/2026/wordml/cei" xmlns:w16cex="http://schemas.microsoft.com/office/word/2018/wordml/cex" xmlns:w16cid="http://schemas.microsoft.com/office/word/2016/wordml/cid" xmlns:w16="http://schemas.microsoft.com/office/word/2018/wordml" xmlns:w16sdtdh="http://schemas.microsoft.com/office/word/2020/wordml/sdtdatahash" xmlns:w16sdtfl="http://schemas.microsoft.com/office/word/2024/wordml/sdtformatlock" xmlns:w16se="http://schemas.microsoft.com/office/word/2015/wordml/symex" xmlns:w16du="http://schemas.microsoft.com/office/word/2023/wordml/word16du" xmlns:wne="http://schemas.microsoft.com/office/word/2006/wordml" mc:Ignorable="w14 w15 w16se w16cid w16 w16cex w16sdtdh w16sdtfl w16du wp14">
   <w:footnote w:type="separator" w:id="-1">
     <w:p>
       <w:r>
@@ -6461,7 +6420,7 @@
 </file>
 
 <file path=word/header1.xml><?xml version="1.0" encoding="utf-8"?>
-<w:hdr xmlns:wpc="http://schemas.microsoft.com/office/word/2010/wordprocessingCanvas" xmlns:cx="http://schemas.microsoft.com/office/drawing/2014/chartex" xmlns:cx1="http://schemas.microsoft.com/office/drawing/2015/9/8/chartex" xmlns:cx2="http://schemas.microsoft.com/office/drawing/2015/10/21/chartex" xmlns:cx3="http://schemas.microsoft.com/office/drawing/2016/5/9/chartex" xmlns:cx4="http://schemas.microsoft.com/office/drawing/2016/5/10/chartex" xmlns:cx5="http://schemas.microsoft.com/office/drawing/2016/5/11/chartex" xmlns:cx6="http://schemas.microsoft.com/office/drawing/2016/5/12/chartex" xmlns:cx7="http://schemas.microsoft.com/office/drawing/2016/5/13/chartex" xmlns:cx8="http://schemas.microsoft.com/office/drawing/2016/5/14/chartex" xmlns:mc="http://schemas.openxmlformats.org/markup-compatibility/2006" xmlns:aink="http://schemas.microsoft.com/office/drawing/2016/ink" xmlns:am3d="http://schemas.microsoft.com/office/drawing/2017/model3d" xmlns:o="urn:schemas-microsoft-com:office:office" xmlns:oel="http://schemas.microsoft.com/office/2019/extlst" xmlns:r="http://schemas.openxmlformats.org/officeDocument/2006/relationships" xmlns:m="http://schemas.openxmlformats.org/officeDocument/2006/math" xmlns:v="urn:schemas-microsoft-com:vml" xmlns:wp14="http://schemas.microsoft.com/office/word/2010/wordprocessingDrawing" xmlns:wp="http://schemas.openxmlformats.org/drawingml/2006/wordprocessingDrawing" xmlns:w10="urn:schemas-microsoft-com:office:word" xmlns:w="http://schemas.openxmlformats.org/wordprocessingml/2006/main" xmlns:w14="http://schemas.microsoft.com/office/word/2010/wordml" xmlns:w15="http://schemas.microsoft.com/office/word/2012/wordml" xmlns:w16cex="http://schemas.microsoft.com/office/word/2018/wordml/cex" xmlns:w16cid="http://schemas.microsoft.com/office/word/2016/wordml/cid" xmlns:w16="http://schemas.microsoft.com/office/word/2018/wordml" xmlns:w16du="http://schemas.microsoft.com/office/word/2023/wordml/word16du" xmlns:w16sdtdh="http://schemas.microsoft.com/office/word/2020/wordml/sdtdatahash" xmlns:w16sdtfl="http://schemas.microsoft.com/office/word/2024/wordml/sdtformatlock" xmlns:w16se="http://schemas.microsoft.com/office/word/2015/wordml/symex" xmlns:wpg="http://schemas.microsoft.com/office/word/2010/wordprocessingGroup" xmlns:wpi="http://schemas.microsoft.com/office/word/2010/wordprocessingInk" xmlns:wne="http://schemas.microsoft.com/office/word/2006/wordml" xmlns:wps="http://schemas.microsoft.com/office/word/2010/wordprocessingShape" mc:Ignorable="w14 w15 w16se w16cid w16 w16cex w16sdtdh w16sdtfl w16du wp14">
+<w:hdr xmlns:wpc="http://schemas.microsoft.com/office/word/2010/wordprocessingCanvas" xmlns:cx="http://schemas.microsoft.com/office/drawing/2014/chartex" xmlns:cx1="http://schemas.microsoft.com/office/drawing/2015/9/8/chartex" xmlns:cx2="http://schemas.microsoft.com/office/drawing/2015/10/21/chartex" xmlns:cx3="http://schemas.microsoft.com/office/drawing/2016/5/9/chartex" xmlns:cx4="http://schemas.microsoft.com/office/drawing/2016/5/10/chartex" xmlns:cx5="http://schemas.microsoft.com/office/drawing/2016/5/11/chartex" xmlns:cx6="http://schemas.microsoft.com/office/drawing/2016/5/12/chartex" xmlns:cx7="http://schemas.microsoft.com/office/drawing/2016/5/13/chartex" xmlns:cx8="http://schemas.microsoft.com/office/drawing/2016/5/14/chartex" xmlns:mc="http://schemas.openxmlformats.org/markup-compatibility/2006" xmlns:m="http://schemas.openxmlformats.org/officeDocument/2006/math" xmlns:aink="http://schemas.microsoft.com/office/drawing/2016/ink" xmlns:am3d="http://schemas.microsoft.com/office/drawing/2017/model3d" xmlns:oel="http://schemas.microsoft.com/office/2019/extlst" xmlns:r="http://schemas.openxmlformats.org/officeDocument/2006/relationships" xmlns:wp14="http://schemas.microsoft.com/office/word/2010/wordprocessingDrawing" xmlns:wp="http://schemas.openxmlformats.org/drawingml/2006/wordprocessingDrawing" xmlns:wpg="http://schemas.microsoft.com/office/word/2010/wordprocessingGroup" xmlns:wpi="http://schemas.microsoft.com/office/word/2010/wordprocessingInk" xmlns:wps="http://schemas.microsoft.com/office/word/2010/wordprocessingShape" xmlns:o="urn:schemas-microsoft-com:office:office" xmlns:v="urn:schemas-microsoft-com:vml" xmlns:w10="urn:schemas-microsoft-com:office:word" xmlns:w="http://schemas.openxmlformats.org/wordprocessingml/2006/main" xmlns:w14="http://schemas.microsoft.com/office/word/2010/wordml" xmlns:w15="http://schemas.microsoft.com/office/word/2012/wordml" xmlns:w16cei="http://schemas.microsoft.com/office/word/2026/wordml/cei" xmlns:w16cex="http://schemas.microsoft.com/office/word/2018/wordml/cex" xmlns:w16cid="http://schemas.microsoft.com/office/word/2016/wordml/cid" xmlns:w16="http://schemas.microsoft.com/office/word/2018/wordml" xmlns:w16sdtdh="http://schemas.microsoft.com/office/word/2020/wordml/sdtdatahash" xmlns:w16sdtfl="http://schemas.microsoft.com/office/word/2024/wordml/sdtformatlock" xmlns:w16se="http://schemas.microsoft.com/office/word/2015/wordml/symex" xmlns:w16du="http://schemas.microsoft.com/office/word/2023/wordml/word16du" xmlns:wne="http://schemas.microsoft.com/office/word/2006/wordml" mc:Ignorable="w14 w15 w16se w16cid w16 w16cex w16sdtdh w16sdtfl w16du wp14">
   <w:sdt>
     <w:sdtPr>
       <w:rPr>
@@ -6513,7 +6472,7 @@
 </file>
 
 <file path=word/header2.xml><?xml version="1.0" encoding="utf-8"?>
-<w:hdr xmlns:wpc="http://schemas.microsoft.com/office/word/2010/wordprocessingCanvas" xmlns:cx="http://schemas.microsoft.com/office/drawing/2014/chartex" xmlns:cx1="http://schemas.microsoft.com/office/drawing/2015/9/8/chartex" xmlns:cx2="http://schemas.microsoft.com/office/drawing/2015/10/21/chartex" xmlns:cx3="http://schemas.microsoft.com/office/drawing/2016/5/9/chartex" xmlns:cx4="http://schemas.microsoft.com/office/drawing/2016/5/10/chartex" xmlns:cx5="http://schemas.microsoft.com/office/drawing/2016/5/11/chartex" xmlns:cx6="http://schemas.microsoft.com/office/drawing/2016/5/12/chartex" xmlns:cx7="http://schemas.microsoft.com/office/drawing/2016/5/13/chartex" xmlns:cx8="http://schemas.microsoft.com/office/drawing/2016/5/14/chartex" xmlns:mc="http://schemas.openxmlformats.org/markup-compatibility/2006" xmlns:aink="http://schemas.microsoft.com/office/drawing/2016/ink" xmlns:am3d="http://schemas.microsoft.com/office/drawing/2017/model3d" xmlns:o="urn:schemas-microsoft-com:office:office" xmlns:oel="http://schemas.microsoft.com/office/2019/extlst" xmlns:r="http://schemas.openxmlformats.org/officeDocument/2006/relationships" xmlns:m="http://schemas.openxmlformats.org/officeDocument/2006/math" xmlns:v="urn:schemas-microsoft-com:vml" xmlns:wp14="http://schemas.microsoft.com/office/word/2010/wordprocessingDrawing" xmlns:wp="http://schemas.openxmlformats.org/drawingml/2006/wordprocessingDrawing" xmlns:w10="urn:schemas-microsoft-com:office:word" xmlns:w="http://schemas.openxmlformats.org/wordprocessingml/2006/main" xmlns:w14="http://schemas.microsoft.com/office/word/2010/wordml" xmlns:w15="http://schemas.microsoft.com/office/word/2012/wordml" xmlns:w16cex="http://schemas.microsoft.com/office/word/2018/wordml/cex" xmlns:w16cid="http://schemas.microsoft.com/office/word/2016/wordml/cid" xmlns:w16="http://schemas.microsoft.com/office/word/2018/wordml" xmlns:w16du="http://schemas.microsoft.com/office/word/2023/wordml/word16du" xmlns:w16sdtdh="http://schemas.microsoft.com/office/word/2020/wordml/sdtdatahash" xmlns:w16sdtfl="http://schemas.microsoft.com/office/word/2024/wordml/sdtformatlock" xmlns:w16se="http://schemas.microsoft.com/office/word/2015/wordml/symex" xmlns:wpg="http://schemas.microsoft.com/office/word/2010/wordprocessingGroup" xmlns:wpi="http://schemas.microsoft.com/office/word/2010/wordprocessingInk" xmlns:wne="http://schemas.microsoft.com/office/word/2006/wordml" xmlns:wps="http://schemas.microsoft.com/office/word/2010/wordprocessingShape" mc:Ignorable="w14 w15 w16se w16cid w16 w16cex w16sdtdh w16sdtfl w16du wp14">
+<w:hdr xmlns:wpc="http://schemas.microsoft.com/office/word/2010/wordprocessingCanvas" xmlns:cx="http://schemas.microsoft.com/office/drawing/2014/chartex" xmlns:cx1="http://schemas.microsoft.com/office/drawing/2015/9/8/chartex" xmlns:cx2="http://schemas.microsoft.com/office/drawing/2015/10/21/chartex" xmlns:cx3="http://schemas.microsoft.com/office/drawing/2016/5/9/chartex" xmlns:cx4="http://schemas.microsoft.com/office/drawing/2016/5/10/chartex" xmlns:cx5="http://schemas.microsoft.com/office/drawing/2016/5/11/chartex" xmlns:cx6="http://schemas.microsoft.com/office/drawing/2016/5/12/chartex" xmlns:cx7="http://schemas.microsoft.com/office/drawing/2016/5/13/chartex" xmlns:cx8="http://schemas.microsoft.com/office/drawing/2016/5/14/chartex" xmlns:mc="http://schemas.openxmlformats.org/markup-compatibility/2006" xmlns:m="http://schemas.openxmlformats.org/officeDocument/2006/math" xmlns:aink="http://schemas.microsoft.com/office/drawing/2016/ink" xmlns:am3d="http://schemas.microsoft.com/office/drawing/2017/model3d" xmlns:oel="http://schemas.microsoft.com/office/2019/extlst" xmlns:r="http://schemas.openxmlformats.org/officeDocument/2006/relationships" xmlns:wp14="http://schemas.microsoft.com/office/word/2010/wordprocessingDrawing" xmlns:wp="http://schemas.openxmlformats.org/drawingml/2006/wordprocessingDrawing" xmlns:wpg="http://schemas.microsoft.com/office/word/2010/wordprocessingGroup" xmlns:wpi="http://schemas.microsoft.com/office/word/2010/wordprocessingInk" xmlns:wps="http://schemas.microsoft.com/office/word/2010/wordprocessingShape" xmlns:o="urn:schemas-microsoft-com:office:office" xmlns:v="urn:schemas-microsoft-com:vml" xmlns:w10="urn:schemas-microsoft-com:office:word" xmlns:w="http://schemas.openxmlformats.org/wordprocessingml/2006/main" xmlns:w14="http://schemas.microsoft.com/office/word/2010/wordml" xmlns:w15="http://schemas.microsoft.com/office/word/2012/wordml" xmlns:w16cei="http://schemas.microsoft.com/office/word/2026/wordml/cei" xmlns:w16cex="http://schemas.microsoft.com/office/word/2018/wordml/cex" xmlns:w16cid="http://schemas.microsoft.com/office/word/2016/wordml/cid" xmlns:w16="http://schemas.microsoft.com/office/word/2018/wordml" xmlns:w16sdtdh="http://schemas.microsoft.com/office/word/2020/wordml/sdtdatahash" xmlns:w16sdtfl="http://schemas.microsoft.com/office/word/2024/wordml/sdtformatlock" xmlns:w16se="http://schemas.microsoft.com/office/word/2015/wordml/symex" xmlns:w16du="http://schemas.microsoft.com/office/word/2023/wordml/word16du" xmlns:wne="http://schemas.microsoft.com/office/word/2006/wordml" mc:Ignorable="w14 w15 w16se w16cid w16 w16cex w16sdtdh w16sdtfl w16du wp14">
   <w:sdt>
     <w:sdtPr>
       <w:rPr>
@@ -6615,7 +6574,7 @@
 </file>
 
 <file path=word/styles.xml><?xml version="1.0" encoding="utf-8"?>
-<w:styles xmlns:mc="http://schemas.openxmlformats.org/markup-compatibility/2006" xmlns:r="http://schemas.openxmlformats.org/officeDocument/2006/relationships" xmlns:w="http://schemas.openxmlformats.org/wordprocessingml/2006/main" xmlns:w14="http://schemas.microsoft.com/office/word/2010/wordml" xmlns:w15="http://schemas.microsoft.com/office/word/2012/wordml" xmlns:w16cex="http://schemas.microsoft.com/office/word/2018/wordml/cex" xmlns:w16cid="http://schemas.microsoft.com/office/word/2016/wordml/cid" xmlns:w16="http://schemas.microsoft.com/office/word/2018/wordml" xmlns:w16du="http://schemas.microsoft.com/office/word/2023/wordml/word16du" xmlns:w16sdtdh="http://schemas.microsoft.com/office/word/2020/wordml/sdtdatahash" xmlns:w16sdtfl="http://schemas.microsoft.com/office/word/2024/wordml/sdtformatlock" xmlns:w16se="http://schemas.microsoft.com/office/word/2015/wordml/symex" mc:Ignorable="w14 w15 w16se w16cid w16 w16cex w16sdtdh w16sdtfl w16du">
+<w:styles xmlns:mc="http://schemas.openxmlformats.org/markup-compatibility/2006" xmlns:r="http://schemas.openxmlformats.org/officeDocument/2006/relationships" xmlns:w="http://schemas.openxmlformats.org/wordprocessingml/2006/main" xmlns:w14="http://schemas.microsoft.com/office/word/2010/wordml" xmlns:w15="http://schemas.microsoft.com/office/word/2012/wordml" xmlns:w16cex="http://schemas.microsoft.com/office/word/2018/wordml/cex" xmlns:w16cid="http://schemas.microsoft.com/office/word/2016/wordml/cid" xmlns:w16="http://schemas.microsoft.com/office/word/2018/wordml" xmlns:w16sdtdh="http://schemas.microsoft.com/office/word/2020/wordml/sdtdatahash" xmlns:w16sdtfl="http://schemas.microsoft.com/office/word/2024/wordml/sdtformatlock" xmlns:w16se="http://schemas.microsoft.com/office/word/2015/wordml/symex" xmlns:w16du="http://schemas.microsoft.com/office/word/2023/wordml/word16du" mc:Ignorable="w14 w15 w16se w16cid w16 w16cex w16sdtdh w16sdtfl w16du">
   <w:docDefaults>
     <w:rPrDefault>
       <w:rPr>
@@ -8154,18 +8113,18 @@
 </file>
 
 <file path=customXml/item1.xml><?xml version="1.0" encoding="utf-8"?>
+<p:properties xmlns:p="http://schemas.microsoft.com/office/2006/metadata/properties" xmlns:xsi="http://www.w3.org/2001/XMLSchema-instance" xmlns:pc="http://schemas.microsoft.com/office/infopath/2007/PartnerControls">
+  <documentManagement/>
+</p:properties>
+</file>
+
+<file path=customXml/item2.xml><?xml version="1.0" encoding="utf-8"?>
 <?mso-contentType ?>
 <FormTemplates xmlns="http://schemas.microsoft.com/sharepoint/v3/contenttype/forms">
   <Display>DocumentLibraryForm</Display>
   <Edit>DocumentLibraryForm</Edit>
   <New>DocumentLibraryForm</New>
 </FormTemplates>
-</file>
-
-<file path=customXml/item2.xml><?xml version="1.0" encoding="utf-8"?>
-<p:properties xmlns:p="http://schemas.microsoft.com/office/2006/metadata/properties" xmlns:xsi="http://www.w3.org/2001/XMLSchema-instance" xmlns:pc="http://schemas.microsoft.com/office/infopath/2007/PartnerControls">
-  <documentManagement/>
-</p:properties>
 </file>
 
 <file path=customXml/item3.xml><?xml version="1.0" encoding="utf-8"?>
@@ -8307,18 +8266,18 @@
 </file>
 
 <file path=customXml/itemProps1.xml><?xml version="1.0" encoding="utf-8"?>
-<ds:datastoreItem xmlns:ds="http://schemas.openxmlformats.org/officeDocument/2006/customXml" ds:itemID="{55859AA6-62AC-44E7-9634-5B1F29C87B0B}">
+<ds:datastoreItem xmlns:ds="http://schemas.openxmlformats.org/officeDocument/2006/customXml" ds:itemID="{7500F128-E865-4382-BFB3-EFB6DE7A6996}">
   <ds:schemaRefs>
-    <ds:schemaRef ds:uri="http://schemas.microsoft.com/sharepoint/v3/contenttype/forms"/>
+    <ds:schemaRef ds:uri="http://schemas.microsoft.com/office/2006/metadata/properties"/>
+    <ds:schemaRef ds:uri="http://schemas.microsoft.com/office/infopath/2007/PartnerControls"/>
   </ds:schemaRefs>
 </ds:datastoreItem>
 </file>
 
 <file path=customXml/itemProps2.xml><?xml version="1.0" encoding="utf-8"?>
-<ds:datastoreItem xmlns:ds="http://schemas.openxmlformats.org/officeDocument/2006/customXml" ds:itemID="{7500F128-E865-4382-BFB3-EFB6DE7A6996}">
+<ds:datastoreItem xmlns:ds="http://schemas.openxmlformats.org/officeDocument/2006/customXml" ds:itemID="{55859AA6-62AC-44E7-9634-5B1F29C87B0B}">
   <ds:schemaRefs>
-    <ds:schemaRef ds:uri="http://schemas.microsoft.com/office/2006/metadata/properties"/>
-    <ds:schemaRef ds:uri="http://schemas.microsoft.com/office/infopath/2007/PartnerControls"/>
+    <ds:schemaRef ds:uri="http://schemas.microsoft.com/sharepoint/v3/contenttype/forms"/>
   </ds:schemaRefs>
 </ds:datastoreItem>
 </file>
